--- a/Assignment 2/Practical 2 Transistor Sampling 2026.docx
+++ b/Assignment 2/Practical 2 Transistor Sampling 2026.docx
@@ -4,7 +4,7 @@
   <w:body>
     <w:p>
       <w:pPr>
-        <w:pStyle w:val="BodyText"/>
+        <w:pStyle w:val="Textoindependiente"/>
         <w:rPr>
           <w:rFonts w:ascii="Trebuchet MS" w:hAnsi="Trebuchet MS"/>
         </w:rPr>
@@ -72,7 +72,7 @@
     </w:p>
     <w:p>
       <w:pPr>
-        <w:pStyle w:val="BodyText"/>
+        <w:pStyle w:val="Textoindependiente"/>
         <w:rPr>
           <w:rFonts w:ascii="Trebuchet MS" w:hAnsi="Trebuchet MS"/>
         </w:rPr>
@@ -80,7 +80,7 @@
     </w:p>
     <w:p>
       <w:pPr>
-        <w:pStyle w:val="BodyText"/>
+        <w:pStyle w:val="Textoindependiente"/>
         <w:rPr>
           <w:rFonts w:ascii="Arial" w:hAnsi="Arial" w:cs="Arial"/>
           <w:b/>
@@ -132,37 +132,37 @@
     </w:p>
     <w:p>
       <w:pPr>
-        <w:pStyle w:val="BodyText"/>
-        <w:rPr>
-          <w:rFonts w:ascii="Arial" w:hAnsi="Arial" w:cs="Arial"/>
-          <w:sz w:val="28"/>
-          <w:szCs w:val="28"/>
-        </w:rPr>
-      </w:pPr>
-    </w:p>
-    <w:p>
-      <w:pPr>
-        <w:pStyle w:val="BodyText"/>
-        <w:rPr>
-          <w:rFonts w:ascii="Arial" w:hAnsi="Arial" w:cs="Arial"/>
-          <w:sz w:val="28"/>
-          <w:szCs w:val="28"/>
-        </w:rPr>
-      </w:pPr>
-    </w:p>
-    <w:p>
-      <w:pPr>
-        <w:pStyle w:val="BodyText"/>
-        <w:rPr>
-          <w:rFonts w:ascii="Arial" w:hAnsi="Arial" w:cs="Arial"/>
-          <w:sz w:val="28"/>
-          <w:szCs w:val="28"/>
-        </w:rPr>
-      </w:pPr>
-    </w:p>
-    <w:p>
-      <w:pPr>
-        <w:pStyle w:val="BodyText"/>
+        <w:pStyle w:val="Textoindependiente"/>
+        <w:rPr>
+          <w:rFonts w:ascii="Arial" w:hAnsi="Arial" w:cs="Arial"/>
+          <w:sz w:val="28"/>
+          <w:szCs w:val="28"/>
+        </w:rPr>
+      </w:pPr>
+    </w:p>
+    <w:p>
+      <w:pPr>
+        <w:pStyle w:val="Textoindependiente"/>
+        <w:rPr>
+          <w:rFonts w:ascii="Arial" w:hAnsi="Arial" w:cs="Arial"/>
+          <w:sz w:val="28"/>
+          <w:szCs w:val="28"/>
+        </w:rPr>
+      </w:pPr>
+    </w:p>
+    <w:p>
+      <w:pPr>
+        <w:pStyle w:val="Textoindependiente"/>
+        <w:rPr>
+          <w:rFonts w:ascii="Arial" w:hAnsi="Arial" w:cs="Arial"/>
+          <w:sz w:val="28"/>
+          <w:szCs w:val="28"/>
+        </w:rPr>
+      </w:pPr>
+    </w:p>
+    <w:p>
+      <w:pPr>
+        <w:pStyle w:val="Textoindependiente"/>
         <w:rPr>
           <w:rFonts w:ascii="Arial" w:hAnsi="Arial" w:cs="Arial"/>
           <w:b/>
@@ -258,39 +258,39 @@
     </w:p>
     <w:p>
       <w:pPr>
-        <w:pStyle w:val="BodyText"/>
-        <w:rPr>
-          <w:rFonts w:ascii="Arial" w:hAnsi="Arial" w:cs="Arial"/>
-          <w:sz w:val="28"/>
-          <w:szCs w:val="28"/>
-        </w:rPr>
-      </w:pPr>
-    </w:p>
-    <w:p>
-      <w:pPr>
-        <w:pStyle w:val="BodyText"/>
-        <w:rPr>
-          <w:rFonts w:ascii="Arial" w:hAnsi="Arial" w:cs="Arial"/>
-          <w:sz w:val="28"/>
-          <w:szCs w:val="28"/>
-        </w:rPr>
-      </w:pPr>
-    </w:p>
-    <w:p>
-      <w:pPr>
-        <w:pStyle w:val="BodyText"/>
-        <w:rPr>
-          <w:rFonts w:ascii="Arial" w:hAnsi="Arial" w:cs="Arial"/>
-          <w:b/>
-          <w:bCs/>
-          <w:sz w:val="28"/>
-          <w:szCs w:val="28"/>
-        </w:rPr>
-      </w:pPr>
-    </w:p>
-    <w:p>
-      <w:pPr>
-        <w:pStyle w:val="BodyText"/>
+        <w:pStyle w:val="Textoindependiente"/>
+        <w:rPr>
+          <w:rFonts w:ascii="Arial" w:hAnsi="Arial" w:cs="Arial"/>
+          <w:sz w:val="28"/>
+          <w:szCs w:val="28"/>
+        </w:rPr>
+      </w:pPr>
+    </w:p>
+    <w:p>
+      <w:pPr>
+        <w:pStyle w:val="Textoindependiente"/>
+        <w:rPr>
+          <w:rFonts w:ascii="Arial" w:hAnsi="Arial" w:cs="Arial"/>
+          <w:sz w:val="28"/>
+          <w:szCs w:val="28"/>
+        </w:rPr>
+      </w:pPr>
+    </w:p>
+    <w:p>
+      <w:pPr>
+        <w:pStyle w:val="Textoindependiente"/>
+        <w:rPr>
+          <w:rFonts w:ascii="Arial" w:hAnsi="Arial" w:cs="Arial"/>
+          <w:b/>
+          <w:bCs/>
+          <w:sz w:val="28"/>
+          <w:szCs w:val="28"/>
+        </w:rPr>
+      </w:pPr>
+    </w:p>
+    <w:p>
+      <w:pPr>
+        <w:pStyle w:val="Textoindependiente"/>
         <w:rPr>
           <w:rFonts w:ascii="Arial" w:hAnsi="Arial" w:cs="Arial"/>
           <w:b/>
@@ -342,39 +342,39 @@
     </w:p>
     <w:p>
       <w:pPr>
-        <w:pStyle w:val="BodyText"/>
-        <w:rPr>
-          <w:rFonts w:ascii="Arial" w:hAnsi="Arial" w:cs="Arial"/>
-          <w:sz w:val="28"/>
-          <w:szCs w:val="28"/>
-        </w:rPr>
-      </w:pPr>
-    </w:p>
-    <w:p>
-      <w:pPr>
-        <w:pStyle w:val="BodyText"/>
-        <w:rPr>
-          <w:rFonts w:ascii="Arial" w:hAnsi="Arial" w:cs="Arial"/>
-          <w:sz w:val="28"/>
-          <w:szCs w:val="28"/>
-        </w:rPr>
-      </w:pPr>
-    </w:p>
-    <w:p>
-      <w:pPr>
-        <w:pStyle w:val="BodyText"/>
-        <w:rPr>
-          <w:rFonts w:ascii="Arial" w:hAnsi="Arial" w:cs="Arial"/>
-          <w:b/>
-          <w:bCs/>
-          <w:sz w:val="28"/>
-          <w:szCs w:val="28"/>
-        </w:rPr>
-      </w:pPr>
-    </w:p>
-    <w:p>
-      <w:pPr>
-        <w:pStyle w:val="BodyText"/>
+        <w:pStyle w:val="Textoindependiente"/>
+        <w:rPr>
+          <w:rFonts w:ascii="Arial" w:hAnsi="Arial" w:cs="Arial"/>
+          <w:sz w:val="28"/>
+          <w:szCs w:val="28"/>
+        </w:rPr>
+      </w:pPr>
+    </w:p>
+    <w:p>
+      <w:pPr>
+        <w:pStyle w:val="Textoindependiente"/>
+        <w:rPr>
+          <w:rFonts w:ascii="Arial" w:hAnsi="Arial" w:cs="Arial"/>
+          <w:sz w:val="28"/>
+          <w:szCs w:val="28"/>
+        </w:rPr>
+      </w:pPr>
+    </w:p>
+    <w:p>
+      <w:pPr>
+        <w:pStyle w:val="Textoindependiente"/>
+        <w:rPr>
+          <w:rFonts w:ascii="Arial" w:hAnsi="Arial" w:cs="Arial"/>
+          <w:b/>
+          <w:bCs/>
+          <w:sz w:val="28"/>
+          <w:szCs w:val="28"/>
+        </w:rPr>
+      </w:pPr>
+    </w:p>
+    <w:p>
+      <w:pPr>
+        <w:pStyle w:val="Textoindependiente"/>
         <w:rPr>
           <w:rFonts w:ascii="Arial" w:hAnsi="Arial" w:cs="Arial"/>
           <w:b/>
@@ -430,39 +430,39 @@
     </w:p>
     <w:p>
       <w:pPr>
-        <w:pStyle w:val="BodyText"/>
-        <w:rPr>
-          <w:rFonts w:ascii="Arial" w:hAnsi="Arial" w:cs="Arial"/>
-          <w:sz w:val="28"/>
-          <w:szCs w:val="28"/>
-        </w:rPr>
-      </w:pPr>
-    </w:p>
-    <w:p>
-      <w:pPr>
-        <w:pStyle w:val="BodyText"/>
-        <w:rPr>
-          <w:rFonts w:ascii="Arial" w:hAnsi="Arial" w:cs="Arial"/>
-          <w:sz w:val="28"/>
-          <w:szCs w:val="28"/>
-        </w:rPr>
-      </w:pPr>
-    </w:p>
-    <w:p>
-      <w:pPr>
-        <w:pStyle w:val="BodyText"/>
-        <w:rPr>
-          <w:rFonts w:ascii="Arial" w:hAnsi="Arial" w:cs="Arial"/>
-          <w:b/>
-          <w:bCs/>
-          <w:sz w:val="28"/>
-          <w:szCs w:val="28"/>
-        </w:rPr>
-      </w:pPr>
-    </w:p>
-    <w:p>
-      <w:pPr>
-        <w:pStyle w:val="BodyText"/>
+        <w:pStyle w:val="Textoindependiente"/>
+        <w:rPr>
+          <w:rFonts w:ascii="Arial" w:hAnsi="Arial" w:cs="Arial"/>
+          <w:sz w:val="28"/>
+          <w:szCs w:val="28"/>
+        </w:rPr>
+      </w:pPr>
+    </w:p>
+    <w:p>
+      <w:pPr>
+        <w:pStyle w:val="Textoindependiente"/>
+        <w:rPr>
+          <w:rFonts w:ascii="Arial" w:hAnsi="Arial" w:cs="Arial"/>
+          <w:sz w:val="28"/>
+          <w:szCs w:val="28"/>
+        </w:rPr>
+      </w:pPr>
+    </w:p>
+    <w:p>
+      <w:pPr>
+        <w:pStyle w:val="Textoindependiente"/>
+        <w:rPr>
+          <w:rFonts w:ascii="Arial" w:hAnsi="Arial" w:cs="Arial"/>
+          <w:b/>
+          <w:bCs/>
+          <w:sz w:val="28"/>
+          <w:szCs w:val="28"/>
+        </w:rPr>
+      </w:pPr>
+    </w:p>
+    <w:p>
+      <w:pPr>
+        <w:pStyle w:val="Textoindependiente"/>
         <w:rPr>
           <w:rFonts w:ascii="Arial" w:hAnsi="Arial" w:cs="Arial"/>
           <w:b/>
@@ -514,49 +514,49 @@
     </w:p>
     <w:p>
       <w:pPr>
-        <w:pStyle w:val="BodyText"/>
-        <w:rPr>
-          <w:rFonts w:ascii="Arial" w:hAnsi="Arial" w:cs="Arial"/>
-          <w:sz w:val="28"/>
-          <w:szCs w:val="28"/>
-        </w:rPr>
-      </w:pPr>
-    </w:p>
-    <w:p>
-      <w:pPr>
-        <w:pStyle w:val="BodyText"/>
-        <w:rPr>
-          <w:rFonts w:ascii="Arial" w:hAnsi="Arial" w:cs="Arial"/>
-          <w:sz w:val="28"/>
-          <w:szCs w:val="28"/>
-        </w:rPr>
-      </w:pPr>
-    </w:p>
-    <w:p>
-      <w:pPr>
-        <w:pStyle w:val="BodyText"/>
-        <w:rPr>
-          <w:rFonts w:ascii="Arial" w:hAnsi="Arial" w:cs="Arial"/>
-          <w:sz w:val="28"/>
-          <w:szCs w:val="28"/>
-        </w:rPr>
-      </w:pPr>
-    </w:p>
-    <w:p>
-      <w:pPr>
-        <w:pStyle w:val="BodyText"/>
-        <w:rPr>
-          <w:rFonts w:ascii="Arial" w:hAnsi="Arial" w:cs="Arial"/>
-          <w:b/>
-          <w:bCs/>
-          <w:sz w:val="28"/>
-          <w:szCs w:val="28"/>
-        </w:rPr>
-      </w:pPr>
-    </w:p>
-    <w:p>
-      <w:pPr>
-        <w:pStyle w:val="BodyText"/>
+        <w:pStyle w:val="Textoindependiente"/>
+        <w:rPr>
+          <w:rFonts w:ascii="Arial" w:hAnsi="Arial" w:cs="Arial"/>
+          <w:sz w:val="28"/>
+          <w:szCs w:val="28"/>
+        </w:rPr>
+      </w:pPr>
+    </w:p>
+    <w:p>
+      <w:pPr>
+        <w:pStyle w:val="Textoindependiente"/>
+        <w:rPr>
+          <w:rFonts w:ascii="Arial" w:hAnsi="Arial" w:cs="Arial"/>
+          <w:sz w:val="28"/>
+          <w:szCs w:val="28"/>
+        </w:rPr>
+      </w:pPr>
+    </w:p>
+    <w:p>
+      <w:pPr>
+        <w:pStyle w:val="Textoindependiente"/>
+        <w:rPr>
+          <w:rFonts w:ascii="Arial" w:hAnsi="Arial" w:cs="Arial"/>
+          <w:sz w:val="28"/>
+          <w:szCs w:val="28"/>
+        </w:rPr>
+      </w:pPr>
+    </w:p>
+    <w:p>
+      <w:pPr>
+        <w:pStyle w:val="Textoindependiente"/>
+        <w:rPr>
+          <w:rFonts w:ascii="Arial" w:hAnsi="Arial" w:cs="Arial"/>
+          <w:b/>
+          <w:bCs/>
+          <w:sz w:val="28"/>
+          <w:szCs w:val="28"/>
+        </w:rPr>
+      </w:pPr>
+    </w:p>
+    <w:p>
+      <w:pPr>
+        <w:pStyle w:val="Textoindependiente"/>
         <w:rPr>
           <w:rFonts w:ascii="Arial" w:hAnsi="Arial" w:cs="Arial"/>
           <w:b/>
@@ -628,51 +628,51 @@
     </w:p>
     <w:p>
       <w:pPr>
-        <w:pStyle w:val="BodyText"/>
-        <w:rPr>
-          <w:rFonts w:ascii="Arial" w:hAnsi="Arial" w:cs="Arial"/>
-          <w:sz w:val="28"/>
-          <w:szCs w:val="28"/>
-        </w:rPr>
-      </w:pPr>
-    </w:p>
-    <w:p>
-      <w:pPr>
-        <w:pStyle w:val="BodyText"/>
-        <w:rPr>
-          <w:rFonts w:ascii="Arial" w:hAnsi="Arial" w:cs="Arial"/>
-          <w:sz w:val="28"/>
-          <w:szCs w:val="28"/>
-        </w:rPr>
-      </w:pPr>
-    </w:p>
-    <w:p>
-      <w:pPr>
-        <w:pStyle w:val="BodyText"/>
-        <w:rPr>
-          <w:rFonts w:ascii="Arial" w:hAnsi="Arial" w:cs="Arial"/>
-          <w:b/>
-          <w:bCs/>
-          <w:sz w:val="28"/>
-          <w:szCs w:val="28"/>
-        </w:rPr>
-      </w:pPr>
-    </w:p>
-    <w:p>
-      <w:pPr>
-        <w:pStyle w:val="BodyText"/>
-        <w:rPr>
-          <w:rFonts w:ascii="Arial" w:hAnsi="Arial" w:cs="Arial"/>
-          <w:b/>
-          <w:bCs/>
-          <w:sz w:val="28"/>
-          <w:szCs w:val="28"/>
-        </w:rPr>
-      </w:pPr>
-    </w:p>
-    <w:p>
-      <w:pPr>
-        <w:pStyle w:val="BodyText"/>
+        <w:pStyle w:val="Textoindependiente"/>
+        <w:rPr>
+          <w:rFonts w:ascii="Arial" w:hAnsi="Arial" w:cs="Arial"/>
+          <w:sz w:val="28"/>
+          <w:szCs w:val="28"/>
+        </w:rPr>
+      </w:pPr>
+    </w:p>
+    <w:p>
+      <w:pPr>
+        <w:pStyle w:val="Textoindependiente"/>
+        <w:rPr>
+          <w:rFonts w:ascii="Arial" w:hAnsi="Arial" w:cs="Arial"/>
+          <w:sz w:val="28"/>
+          <w:szCs w:val="28"/>
+        </w:rPr>
+      </w:pPr>
+    </w:p>
+    <w:p>
+      <w:pPr>
+        <w:pStyle w:val="Textoindependiente"/>
+        <w:rPr>
+          <w:rFonts w:ascii="Arial" w:hAnsi="Arial" w:cs="Arial"/>
+          <w:b/>
+          <w:bCs/>
+          <w:sz w:val="28"/>
+          <w:szCs w:val="28"/>
+        </w:rPr>
+      </w:pPr>
+    </w:p>
+    <w:p>
+      <w:pPr>
+        <w:pStyle w:val="Textoindependiente"/>
+        <w:rPr>
+          <w:rFonts w:ascii="Arial" w:hAnsi="Arial" w:cs="Arial"/>
+          <w:b/>
+          <w:bCs/>
+          <w:sz w:val="28"/>
+          <w:szCs w:val="28"/>
+        </w:rPr>
+      </w:pPr>
+    </w:p>
+    <w:p>
+      <w:pPr>
+        <w:pStyle w:val="Textoindependiente"/>
         <w:rPr>
           <w:rFonts w:ascii="Arial" w:hAnsi="Arial" w:cs="Arial"/>
           <w:b/>
@@ -705,27 +705,27 @@
     </w:p>
     <w:p>
       <w:pPr>
-        <w:pStyle w:val="BodyText"/>
-        <w:rPr>
-          <w:rFonts w:ascii="Arial" w:hAnsi="Arial" w:cs="Arial"/>
-          <w:sz w:val="28"/>
-          <w:szCs w:val="28"/>
-        </w:rPr>
-      </w:pPr>
-    </w:p>
-    <w:p>
-      <w:pPr>
-        <w:pStyle w:val="BodyText"/>
-        <w:rPr>
-          <w:rFonts w:ascii="Arial" w:hAnsi="Arial" w:cs="Arial"/>
-          <w:sz w:val="28"/>
-          <w:szCs w:val="28"/>
-        </w:rPr>
-      </w:pPr>
-    </w:p>
-    <w:p>
-      <w:pPr>
-        <w:pStyle w:val="BodyText"/>
+        <w:pStyle w:val="Textoindependiente"/>
+        <w:rPr>
+          <w:rFonts w:ascii="Arial" w:hAnsi="Arial" w:cs="Arial"/>
+          <w:sz w:val="28"/>
+          <w:szCs w:val="28"/>
+        </w:rPr>
+      </w:pPr>
+    </w:p>
+    <w:p>
+      <w:pPr>
+        <w:pStyle w:val="Textoindependiente"/>
+        <w:rPr>
+          <w:rFonts w:ascii="Arial" w:hAnsi="Arial" w:cs="Arial"/>
+          <w:sz w:val="28"/>
+          <w:szCs w:val="28"/>
+        </w:rPr>
+      </w:pPr>
+    </w:p>
+    <w:p>
+      <w:pPr>
+        <w:pStyle w:val="Textoindependiente"/>
         <w:rPr>
           <w:rFonts w:ascii="Arial" w:hAnsi="Arial" w:cs="Arial"/>
           <w:sz w:val="28"/>
@@ -800,7 +800,7 @@
     </w:p>
     <w:p>
       <w:pPr>
-        <w:pStyle w:val="BodyText"/>
+        <w:pStyle w:val="Textoindependiente"/>
         <w:outlineLvl w:val="0"/>
         <w:rPr>
           <w:rFonts w:asciiTheme="minorHAnsi" w:eastAsiaTheme="minorEastAsia" w:hAnsiTheme="minorHAnsi" w:cstheme="minorBidi"/>
@@ -813,7 +813,7 @@
     </w:p>
     <w:p>
       <w:pPr>
-        <w:pStyle w:val="BodyText"/>
+        <w:pStyle w:val="Textoindependiente"/>
         <w:rPr>
           <w:rFonts w:ascii="Trebuchet MS" w:hAnsi="Trebuchet MS"/>
         </w:rPr>
@@ -821,7 +821,7 @@
     </w:p>
     <w:p>
       <w:pPr>
-        <w:pStyle w:val="BodyText"/>
+        <w:pStyle w:val="Textoindependiente"/>
         <w:tabs>
           <w:tab w:val="left" w:pos="1418"/>
           <w:tab w:val="left" w:pos="5103"/>
@@ -835,7 +835,7 @@
     </w:p>
     <w:p>
       <w:pPr>
-        <w:pStyle w:val="BodyText"/>
+        <w:pStyle w:val="Textoindependiente"/>
         <w:tabs>
           <w:tab w:val="left" w:pos="1418"/>
           <w:tab w:val="left" w:pos="5103"/>
@@ -913,64 +913,31 @@
           <w:rFonts w:ascii="Arial" w:hAnsi="Arial" w:cs="Arial"/>
           <w:sz w:val="24"/>
           <w:szCs w:val="24"/>
-          <w:lang w:val="en-IE"/>
-        </w:rPr>
-      </w:pPr>
-      <w:r>
-        <w:rPr>
-          <w:rFonts w:ascii="Arial" w:hAnsi="Arial" w:cs="Arial"/>
-          <w:sz w:val="24"/>
-          <w:szCs w:val="24"/>
-          <w:lang w:val="en-IE"/>
-        </w:rPr>
-        <w:t>To set up sampling and reconstruction circuits to study the sampling theorem and to plot waveforms for different sampling rates.</w:t>
-      </w:r>
-    </w:p>
-    <w:p>
-      <w:pPr>
-        <w:rPr>
-          <w:rFonts w:ascii="Arial" w:hAnsi="Arial" w:cs="Arial"/>
-          <w:sz w:val="24"/>
-          <w:szCs w:val="24"/>
-          <w:lang w:val="en-IE"/>
-        </w:rPr>
-      </w:pPr>
-      <w:r>
-        <w:rPr>
-          <w:rFonts w:ascii="Arial" w:hAnsi="Arial" w:cs="Arial"/>
-          <w:sz w:val="24"/>
-          <w:szCs w:val="24"/>
-          <w:lang w:val="en-IE"/>
-        </w:rPr>
-        <w:t xml:space="preserve">After the completion of this experiment, students will have good knowledge </w:t>
-      </w:r>
-      <w:r>
-        <w:rPr>
-          <w:rFonts w:ascii="Arial" w:hAnsi="Arial" w:cs="Arial"/>
-          <w:sz w:val="24"/>
-          <w:szCs w:val="24"/>
-          <w:lang w:val="en-IE"/>
-        </w:rPr>
-        <w:t>of</w:t>
-      </w:r>
-    </w:p>
-    <w:p>
-      <w:pPr>
-        <w:rPr>
-          <w:rFonts w:ascii="Arial" w:hAnsi="Arial" w:cs="Arial"/>
-          <w:sz w:val="24"/>
-          <w:szCs w:val="24"/>
-          <w:lang w:val="en-IE"/>
-        </w:rPr>
-      </w:pPr>
-      <w:r>
-        <w:rPr>
-          <w:rFonts w:ascii="Arial" w:hAnsi="Arial" w:cs="Arial"/>
-          <w:sz w:val="24"/>
-          <w:szCs w:val="24"/>
-          <w:lang w:val="en-IE"/>
-        </w:rPr>
-        <w:t>sampling, effect of sampling rate, method of sampling and reconstruction of signals.</w:t>
+        </w:rPr>
+      </w:pPr>
+      <w:r>
+        <w:rPr>
+          <w:rFonts w:ascii="Arial" w:hAnsi="Arial" w:cs="Arial"/>
+          <w:sz w:val="24"/>
+          <w:szCs w:val="24"/>
+        </w:rPr>
+        <w:t xml:space="preserve">The </w:t>
+      </w:r>
+      <w:r>
+        <w:rPr>
+          <w:rFonts w:ascii="Arial" w:hAnsi="Arial" w:cs="Arial"/>
+          <w:sz w:val="24"/>
+          <w:szCs w:val="24"/>
+        </w:rPr>
+        <w:t>objective</w:t>
+      </w:r>
+      <w:r>
+        <w:rPr>
+          <w:rFonts w:ascii="Arial" w:hAnsi="Arial" w:cs="Arial"/>
+          <w:sz w:val="24"/>
+          <w:szCs w:val="24"/>
+        </w:rPr>
+        <w:t xml:space="preserve"> of this lab was to build sampling and reconstruction circuits to test the Nyquist theorem in practice. We also wanted to see how different sampling rates affect the wave and compare a standard BC547 transistor with a CD4066 analogue switch.</w:t>
       </w:r>
     </w:p>
     <w:p>
@@ -1793,7 +1760,7 @@
     </w:p>
     <w:p>
       <w:pPr>
-        <w:pStyle w:val="ListParagraph"/>
+        <w:pStyle w:val="Prrafodelista"/>
         <w:numPr>
           <w:ilvl w:val="0"/>
           <w:numId w:val="2"/>
@@ -1830,34 +1797,23 @@
           <w:szCs w:val="24"/>
           <w:lang w:val="en-IE"/>
         </w:rPr>
-        <w:t xml:space="preserve">igure 1 in </w:t>
-      </w:r>
-      <w:proofErr w:type="spellStart"/>
-      <w:r>
-        <w:rPr>
-          <w:rFonts w:ascii="Arial" w:hAnsi="Arial" w:cs="Arial"/>
-          <w:sz w:val="24"/>
-          <w:szCs w:val="24"/>
-          <w:lang w:val="en-IE"/>
-        </w:rPr>
-        <w:t>CircuitMaker</w:t>
-      </w:r>
-      <w:proofErr w:type="spellEnd"/>
-    </w:p>
-    <w:p>
-      <w:pPr>
-        <w:pStyle w:val="ListParagraph"/>
-        <w:rPr>
-          <w:rFonts w:ascii="Arial" w:hAnsi="Arial" w:cs="Arial"/>
-          <w:sz w:val="24"/>
-          <w:szCs w:val="24"/>
-          <w:lang w:val="en-IE"/>
-        </w:rPr>
-      </w:pPr>
-    </w:p>
-    <w:p>
-      <w:pPr>
-        <w:pStyle w:val="ListParagraph"/>
+        <w:t>igure 1 in CircuitMaker</w:t>
+      </w:r>
+    </w:p>
+    <w:p>
+      <w:pPr>
+        <w:pStyle w:val="Prrafodelista"/>
+        <w:rPr>
+          <w:rFonts w:ascii="Arial" w:hAnsi="Arial" w:cs="Arial"/>
+          <w:sz w:val="24"/>
+          <w:szCs w:val="24"/>
+          <w:lang w:val="en-IE"/>
+        </w:rPr>
+      </w:pPr>
+    </w:p>
+    <w:p>
+      <w:pPr>
+        <w:pStyle w:val="Prrafodelista"/>
         <w:numPr>
           <w:ilvl w:val="0"/>
           <w:numId w:val="2"/>
@@ -1917,28 +1873,28 @@
     </w:p>
     <w:p>
       <w:pPr>
-        <w:pStyle w:val="ListParagraph"/>
-        <w:rPr>
-          <w:rFonts w:ascii="Arial" w:hAnsi="Arial" w:cs="Arial"/>
-          <w:sz w:val="24"/>
-          <w:szCs w:val="24"/>
-          <w:lang w:val="en-IE"/>
-        </w:rPr>
-      </w:pPr>
-    </w:p>
-    <w:p>
-      <w:pPr>
-        <w:rPr>
-          <w:rFonts w:ascii="Arial" w:hAnsi="Arial" w:cs="Arial"/>
-          <w:sz w:val="24"/>
-          <w:szCs w:val="24"/>
-          <w:lang w:val="en-IE"/>
-        </w:rPr>
-      </w:pPr>
-    </w:p>
-    <w:p>
-      <w:pPr>
-        <w:pStyle w:val="ListParagraph"/>
+        <w:pStyle w:val="Prrafodelista"/>
+        <w:rPr>
+          <w:rFonts w:ascii="Arial" w:hAnsi="Arial" w:cs="Arial"/>
+          <w:sz w:val="24"/>
+          <w:szCs w:val="24"/>
+          <w:lang w:val="en-IE"/>
+        </w:rPr>
+      </w:pPr>
+    </w:p>
+    <w:p>
+      <w:pPr>
+        <w:rPr>
+          <w:rFonts w:ascii="Arial" w:hAnsi="Arial" w:cs="Arial"/>
+          <w:sz w:val="24"/>
+          <w:szCs w:val="24"/>
+          <w:lang w:val="en-IE"/>
+        </w:rPr>
+      </w:pPr>
+    </w:p>
+    <w:p>
+      <w:pPr>
+        <w:pStyle w:val="Prrafodelista"/>
         <w:numPr>
           <w:ilvl w:val="0"/>
           <w:numId w:val="2"/>
@@ -1971,18 +1927,18 @@
     </w:p>
     <w:p>
       <w:pPr>
-        <w:pStyle w:val="ListParagraph"/>
-        <w:rPr>
-          <w:rFonts w:ascii="Arial" w:hAnsi="Arial" w:cs="Arial"/>
-          <w:sz w:val="24"/>
-          <w:szCs w:val="24"/>
-          <w:lang w:val="en-IE"/>
-        </w:rPr>
-      </w:pPr>
-    </w:p>
-    <w:p>
-      <w:pPr>
-        <w:pStyle w:val="ListParagraph"/>
+        <w:pStyle w:val="Prrafodelista"/>
+        <w:rPr>
+          <w:rFonts w:ascii="Arial" w:hAnsi="Arial" w:cs="Arial"/>
+          <w:sz w:val="24"/>
+          <w:szCs w:val="24"/>
+          <w:lang w:val="en-IE"/>
+        </w:rPr>
+      </w:pPr>
+    </w:p>
+    <w:p>
+      <w:pPr>
+        <w:pStyle w:val="Prrafodelista"/>
         <w:numPr>
           <w:ilvl w:val="0"/>
           <w:numId w:val="2"/>
@@ -2060,18 +2016,18 @@
     </w:p>
     <w:p>
       <w:pPr>
-        <w:pStyle w:val="ListParagraph"/>
-        <w:rPr>
-          <w:rFonts w:ascii="Arial" w:hAnsi="Arial" w:cs="Arial"/>
-          <w:sz w:val="24"/>
-          <w:szCs w:val="24"/>
-          <w:lang w:val="en-IE"/>
-        </w:rPr>
-      </w:pPr>
-    </w:p>
-    <w:p>
-      <w:pPr>
-        <w:pStyle w:val="ListParagraph"/>
+        <w:pStyle w:val="Prrafodelista"/>
+        <w:rPr>
+          <w:rFonts w:ascii="Arial" w:hAnsi="Arial" w:cs="Arial"/>
+          <w:sz w:val="24"/>
+          <w:szCs w:val="24"/>
+          <w:lang w:val="en-IE"/>
+        </w:rPr>
+      </w:pPr>
+    </w:p>
+    <w:p>
+      <w:pPr>
+        <w:pStyle w:val="Prrafodelista"/>
         <w:numPr>
           <w:ilvl w:val="0"/>
           <w:numId w:val="2"/>
@@ -2104,7 +2060,7 @@
     </w:p>
     <w:p>
       <w:pPr>
-        <w:pStyle w:val="ListParagraph"/>
+        <w:pStyle w:val="Prrafodelista"/>
         <w:numPr>
           <w:ilvl w:val="0"/>
           <w:numId w:val="2"/>
@@ -2314,7 +2270,7 @@
     </w:p>
     <w:p>
       <w:pPr>
-        <w:pStyle w:val="ListParagraph"/>
+        <w:pStyle w:val="Prrafodelista"/>
         <w:numPr>
           <w:ilvl w:val="0"/>
           <w:numId w:val="2"/>
@@ -2437,18 +2393,18 @@
     </w:p>
     <w:p>
       <w:pPr>
-        <w:pStyle w:val="ListParagraph"/>
-        <w:rPr>
-          <w:rFonts w:ascii="Arial" w:hAnsi="Arial" w:cs="Arial"/>
-          <w:sz w:val="24"/>
-          <w:szCs w:val="24"/>
-          <w:lang w:val="en-IE"/>
-        </w:rPr>
-      </w:pPr>
-    </w:p>
-    <w:p>
-      <w:pPr>
-        <w:pStyle w:val="ListParagraph"/>
+        <w:pStyle w:val="Prrafodelista"/>
+        <w:rPr>
+          <w:rFonts w:ascii="Arial" w:hAnsi="Arial" w:cs="Arial"/>
+          <w:sz w:val="24"/>
+          <w:szCs w:val="24"/>
+          <w:lang w:val="en-IE"/>
+        </w:rPr>
+      </w:pPr>
+    </w:p>
+    <w:p>
+      <w:pPr>
+        <w:pStyle w:val="Prrafodelista"/>
         <w:numPr>
           <w:ilvl w:val="0"/>
           <w:numId w:val="2"/>
@@ -2668,7 +2624,7 @@
     </w:p>
     <w:p>
       <w:pPr>
-        <w:pStyle w:val="ListParagraph"/>
+        <w:pStyle w:val="Prrafodelista"/>
         <w:numPr>
           <w:ilvl w:val="0"/>
           <w:numId w:val="2"/>
@@ -2880,7 +2836,7 @@
     </w:p>
     <w:p>
       <w:pPr>
-        <w:pStyle w:val="ListParagraph"/>
+        <w:pStyle w:val="Prrafodelista"/>
         <w:rPr>
           <w:rFonts w:ascii="Trebuchet MS" w:hAnsi="Trebuchet MS"/>
           <w:sz w:val="24"/>
@@ -4019,7 +3975,7 @@
     </w:p>
     <w:p>
       <w:pPr>
-        <w:pStyle w:val="Heading1"/>
+        <w:pStyle w:val="Ttulo1"/>
         <w:spacing w:before="0" w:after="0"/>
         <w:jc w:val="center"/>
         <w:rPr>
@@ -4093,7 +4049,7 @@
           </w:tcPr>
           <w:p>
             <w:pPr>
-              <w:pStyle w:val="Header"/>
+              <w:pStyle w:val="Encabezado"/>
               <w:spacing w:before="120"/>
               <w:jc w:val="center"/>
               <w:rPr>
@@ -4272,7 +4228,7 @@
           </w:tcPr>
           <w:p>
             <w:pPr>
-              <w:pStyle w:val="Header"/>
+              <w:pStyle w:val="Encabezado"/>
               <w:jc w:val="center"/>
               <w:rPr>
                 <w:rFonts w:ascii="Arial" w:hAnsi="Arial" w:cs="Arial"/>
@@ -4283,7 +4239,7 @@
           </w:p>
           <w:p>
             <w:pPr>
-              <w:pStyle w:val="Header"/>
+              <w:pStyle w:val="Encabezado"/>
               <w:jc w:val="center"/>
               <w:rPr>
                 <w:rFonts w:ascii="Arial" w:hAnsi="Arial" w:cs="Arial"/>
@@ -4302,7 +4258,7 @@
           </w:p>
           <w:p>
             <w:pPr>
-              <w:pStyle w:val="Header"/>
+              <w:pStyle w:val="Encabezado"/>
               <w:rPr>
                 <w:rFonts w:ascii="Arial" w:hAnsi="Arial" w:cs="Arial"/>
                 <w:b/>
@@ -4320,7 +4276,7 @@
           </w:p>
           <w:p>
             <w:pPr>
-              <w:pStyle w:val="Header"/>
+              <w:pStyle w:val="Encabezado"/>
               <w:jc w:val="center"/>
               <w:rPr>
                 <w:rFonts w:ascii="Arial" w:hAnsi="Arial" w:cs="Arial"/>
@@ -5055,7 +5011,7 @@
 <w:ftr xmlns:wpc="http://schemas.microsoft.com/office/word/2010/wordprocessingCanvas" xmlns:cx="http://schemas.microsoft.com/office/drawing/2014/chartex" xmlns:cx1="http://schemas.microsoft.com/office/drawing/2015/9/8/chartex" xmlns:cx2="http://schemas.microsoft.com/office/drawing/2015/10/21/chartex" xmlns:cx3="http://schemas.microsoft.com/office/drawing/2016/5/9/chartex" xmlns:cx4="http://schemas.microsoft.com/office/drawing/2016/5/10/chartex" xmlns:cx5="http://schemas.microsoft.com/office/drawing/2016/5/11/chartex" xmlns:cx6="http://schemas.microsoft.com/office/drawing/2016/5/12/chartex" xmlns:cx7="http://schemas.microsoft.com/office/drawing/2016/5/13/chartex" xmlns:cx8="http://schemas.microsoft.com/office/drawing/2016/5/14/chartex" xmlns:mc="http://schemas.openxmlformats.org/markup-compatibility/2006" xmlns:aink="http://schemas.microsoft.com/office/drawing/2016/ink" xmlns:am3d="http://schemas.microsoft.com/office/drawing/2017/model3d" xmlns:o="urn:schemas-microsoft-com:office:office" xmlns:oel="http://schemas.microsoft.com/office/2019/extlst" xmlns:r="http://schemas.openxmlformats.org/officeDocument/2006/relationships" xmlns:m="http://schemas.openxmlformats.org/officeDocument/2006/math" xmlns:v="urn:schemas-microsoft-com:vml" xmlns:wp14="http://schemas.microsoft.com/office/word/2010/wordprocessingDrawing" xmlns:wp="http://schemas.openxmlformats.org/drawingml/2006/wordprocessingDrawing" xmlns:w10="urn:schemas-microsoft-com:office:word" xmlns:w="http://schemas.openxmlformats.org/wordprocessingml/2006/main" xmlns:w14="http://schemas.microsoft.com/office/word/2010/wordml" xmlns:w15="http://schemas.microsoft.com/office/word/2012/wordml" xmlns:w16cex="http://schemas.microsoft.com/office/word/2018/wordml/cex" xmlns:w16cid="http://schemas.microsoft.com/office/word/2016/wordml/cid" xmlns:w16="http://schemas.microsoft.com/office/word/2018/wordml" xmlns:w16du="http://schemas.microsoft.com/office/word/2023/wordml/word16du" xmlns:w16sdtdh="http://schemas.microsoft.com/office/word/2020/wordml/sdtdatahash" xmlns:w16sdtfl="http://schemas.microsoft.com/office/word/2024/wordml/sdtformatlock" xmlns:w16se="http://schemas.microsoft.com/office/word/2015/wordml/symex" xmlns:wpg="http://schemas.microsoft.com/office/word/2010/wordprocessingGroup" xmlns:wpi="http://schemas.microsoft.com/office/word/2010/wordprocessingInk" xmlns:wne="http://schemas.microsoft.com/office/word/2006/wordml" xmlns:wps="http://schemas.microsoft.com/office/word/2010/wordprocessingShape" mc:Ignorable="w14 w15 w16se w16cid w16 w16cex w16sdtdh w16sdtfl w16du wp14">
   <w:p>
     <w:pPr>
-      <w:pStyle w:val="Footer"/>
+      <w:pStyle w:val="Piedepgina"/>
       <w:rPr>
         <w:rFonts w:ascii="Arial" w:hAnsi="Arial" w:cs="Arial"/>
         <w:sz w:val="24"/>
@@ -5118,13 +5074,13 @@
 <w:ftr xmlns:wpc="http://schemas.microsoft.com/office/word/2010/wordprocessingCanvas" xmlns:cx="http://schemas.microsoft.com/office/drawing/2014/chartex" xmlns:cx1="http://schemas.microsoft.com/office/drawing/2015/9/8/chartex" xmlns:cx2="http://schemas.microsoft.com/office/drawing/2015/10/21/chartex" xmlns:cx3="http://schemas.microsoft.com/office/drawing/2016/5/9/chartex" xmlns:cx4="http://schemas.microsoft.com/office/drawing/2016/5/10/chartex" xmlns:cx5="http://schemas.microsoft.com/office/drawing/2016/5/11/chartex" xmlns:cx6="http://schemas.microsoft.com/office/drawing/2016/5/12/chartex" xmlns:cx7="http://schemas.microsoft.com/office/drawing/2016/5/13/chartex" xmlns:cx8="http://schemas.microsoft.com/office/drawing/2016/5/14/chartex" xmlns:mc="http://schemas.openxmlformats.org/markup-compatibility/2006" xmlns:aink="http://schemas.microsoft.com/office/drawing/2016/ink" xmlns:am3d="http://schemas.microsoft.com/office/drawing/2017/model3d" xmlns:o="urn:schemas-microsoft-com:office:office" xmlns:oel="http://schemas.microsoft.com/office/2019/extlst" xmlns:r="http://schemas.openxmlformats.org/officeDocument/2006/relationships" xmlns:m="http://schemas.openxmlformats.org/officeDocument/2006/math" xmlns:v="urn:schemas-microsoft-com:vml" xmlns:wp14="http://schemas.microsoft.com/office/word/2010/wordprocessingDrawing" xmlns:wp="http://schemas.openxmlformats.org/drawingml/2006/wordprocessingDrawing" xmlns:w10="urn:schemas-microsoft-com:office:word" xmlns:w="http://schemas.openxmlformats.org/wordprocessingml/2006/main" xmlns:w14="http://schemas.microsoft.com/office/word/2010/wordml" xmlns:w15="http://schemas.microsoft.com/office/word/2012/wordml" xmlns:w16cex="http://schemas.microsoft.com/office/word/2018/wordml/cex" xmlns:w16cid="http://schemas.microsoft.com/office/word/2016/wordml/cid" xmlns:w16="http://schemas.microsoft.com/office/word/2018/wordml" xmlns:w16du="http://schemas.microsoft.com/office/word/2023/wordml/word16du" xmlns:w16sdtdh="http://schemas.microsoft.com/office/word/2020/wordml/sdtdatahash" xmlns:w16sdtfl="http://schemas.microsoft.com/office/word/2024/wordml/sdtformatlock" xmlns:w16se="http://schemas.microsoft.com/office/word/2015/wordml/symex" xmlns:wpg="http://schemas.microsoft.com/office/word/2010/wordprocessingGroup" xmlns:wpi="http://schemas.microsoft.com/office/word/2010/wordprocessingInk" xmlns:wne="http://schemas.microsoft.com/office/word/2006/wordml" xmlns:wps="http://schemas.microsoft.com/office/word/2010/wordprocessingShape" mc:Ignorable="w14 w15 w16se w16cid w16 w16cex w16sdtdh w16sdtfl w16du wp14">
   <w:p>
     <w:pPr>
-      <w:pStyle w:val="Footer"/>
+      <w:pStyle w:val="Piedepgina"/>
       <w:jc w:val="right"/>
     </w:pPr>
   </w:p>
   <w:p>
     <w:pPr>
-      <w:pStyle w:val="Footer"/>
+      <w:pStyle w:val="Piedepgina"/>
       <w:rPr>
         <w:rFonts w:ascii="Arial" w:hAnsi="Arial" w:cs="Arial"/>
         <w:sz w:val="24"/>
@@ -5762,11 +5718,11 @@
       <w:lang w:val="en-GB"/>
     </w:rPr>
   </w:style>
-  <w:style w:type="paragraph" w:styleId="Heading1">
+  <w:style w:type="paragraph" w:styleId="Ttulo1">
     <w:name w:val="heading 1"/>
     <w:basedOn w:val="Normal"/>
     <w:next w:val="Normal"/>
-    <w:link w:val="Heading1Char"/>
+    <w:link w:val="Ttulo1Car"/>
     <w:qFormat/>
     <w:rsid w:val="00B34BE4"/>
     <w:pPr>
@@ -5784,13 +5740,12 @@
       <w:lang w:val="en-US"/>
     </w:rPr>
   </w:style>
-  <w:style w:type="character" w:default="1" w:styleId="DefaultParagraphFont">
+  <w:style w:type="character" w:default="1" w:styleId="Fuentedeprrafopredeter">
     <w:name w:val="Default Paragraph Font"/>
     <w:uiPriority w:val="1"/>
-    <w:semiHidden/>
     <w:unhideWhenUsed/>
   </w:style>
-  <w:style w:type="table" w:default="1" w:styleId="TableNormal">
+  <w:style w:type="table" w:default="1" w:styleId="Tablanormal">
     <w:name w:val="Normal Table"/>
     <w:uiPriority w:val="99"/>
     <w:semiHidden/>
@@ -5805,26 +5760,26 @@
       </w:tblCellMar>
     </w:tblPr>
   </w:style>
-  <w:style w:type="numbering" w:default="1" w:styleId="NoList">
+  <w:style w:type="numbering" w:default="1" w:styleId="Sinlista">
     <w:name w:val="No List"/>
     <w:uiPriority w:val="99"/>
     <w:semiHidden/>
     <w:unhideWhenUsed/>
   </w:style>
-  <w:style w:type="paragraph" w:styleId="BodyText">
+  <w:style w:type="paragraph" w:styleId="Textoindependiente">
     <w:name w:val="Body Text"/>
     <w:basedOn w:val="Normal"/>
-    <w:link w:val="BodyTextChar"/>
+    <w:link w:val="TextoindependienteCar"/>
     <w:rsid w:val="00E43FA6"/>
     <w:rPr>
       <w:sz w:val="24"/>
       <w:lang w:val="en-IE"/>
     </w:rPr>
   </w:style>
-  <w:style w:type="character" w:customStyle="1" w:styleId="BodyTextChar">
-    <w:name w:val="Body Text Char"/>
-    <w:basedOn w:val="DefaultParagraphFont"/>
-    <w:link w:val="BodyText"/>
+  <w:style w:type="character" w:customStyle="1" w:styleId="TextoindependienteCar">
+    <w:name w:val="Texto independiente Car"/>
+    <w:basedOn w:val="Fuentedeprrafopredeter"/>
+    <w:link w:val="Textoindependiente"/>
     <w:rsid w:val="00E43FA6"/>
     <w:rPr>
       <w:rFonts w:ascii="Times New Roman" w:eastAsia="Times New Roman" w:hAnsi="Times New Roman" w:cs="Times New Roman"/>
@@ -5832,7 +5787,7 @@
       <w:szCs w:val="20"/>
     </w:rPr>
   </w:style>
-  <w:style w:type="paragraph" w:styleId="ListParagraph">
+  <w:style w:type="paragraph" w:styleId="Prrafodelista">
     <w:name w:val="List Paragraph"/>
     <w:basedOn w:val="Normal"/>
     <w:uiPriority w:val="34"/>
@@ -5843,10 +5798,10 @@
       <w:contextualSpacing/>
     </w:pPr>
   </w:style>
-  <w:style w:type="paragraph" w:styleId="BalloonText">
+  <w:style w:type="paragraph" w:styleId="Textodeglobo">
     <w:name w:val="Balloon Text"/>
     <w:basedOn w:val="Normal"/>
-    <w:link w:val="BalloonTextChar"/>
+    <w:link w:val="TextodegloboCar"/>
     <w:uiPriority w:val="99"/>
     <w:semiHidden/>
     <w:unhideWhenUsed/>
@@ -5857,10 +5812,10 @@
       <w:szCs w:val="18"/>
     </w:rPr>
   </w:style>
-  <w:style w:type="character" w:customStyle="1" w:styleId="BalloonTextChar">
-    <w:name w:val="Balloon Text Char"/>
-    <w:basedOn w:val="DefaultParagraphFont"/>
-    <w:link w:val="BalloonText"/>
+  <w:style w:type="character" w:customStyle="1" w:styleId="TextodegloboCar">
+    <w:name w:val="Texto de globo Car"/>
+    <w:basedOn w:val="Fuentedeprrafopredeter"/>
+    <w:link w:val="Textodeglobo"/>
     <w:uiPriority w:val="99"/>
     <w:semiHidden/>
     <w:rsid w:val="00655BB8"/>
@@ -5871,9 +5826,9 @@
       <w:lang w:val="en-GB"/>
     </w:rPr>
   </w:style>
-  <w:style w:type="character" w:styleId="PlaceholderText">
+  <w:style w:type="character" w:styleId="Textodelmarcadordeposicin">
     <w:name w:val="Placeholder Text"/>
-    <w:basedOn w:val="DefaultParagraphFont"/>
+    <w:basedOn w:val="Fuentedeprrafopredeter"/>
     <w:uiPriority w:val="99"/>
     <w:semiHidden/>
     <w:rsid w:val="00655BB8"/>
@@ -5881,10 +5836,10 @@
       <w:color w:val="808080"/>
     </w:rPr>
   </w:style>
-  <w:style w:type="paragraph" w:styleId="Header">
+  <w:style w:type="paragraph" w:styleId="Encabezado">
     <w:name w:val="header"/>
     <w:basedOn w:val="Normal"/>
-    <w:link w:val="HeaderChar"/>
+    <w:link w:val="EncabezadoCar"/>
     <w:unhideWhenUsed/>
     <w:rsid w:val="00DD22FC"/>
     <w:pPr>
@@ -5894,10 +5849,10 @@
       </w:tabs>
     </w:pPr>
   </w:style>
-  <w:style w:type="character" w:customStyle="1" w:styleId="HeaderChar">
-    <w:name w:val="Header Char"/>
-    <w:basedOn w:val="DefaultParagraphFont"/>
-    <w:link w:val="Header"/>
+  <w:style w:type="character" w:customStyle="1" w:styleId="EncabezadoCar">
+    <w:name w:val="Encabezado Car"/>
+    <w:basedOn w:val="Fuentedeprrafopredeter"/>
+    <w:link w:val="Encabezado"/>
     <w:rsid w:val="00DD22FC"/>
     <w:rPr>
       <w:rFonts w:ascii="Times New Roman" w:eastAsia="Times New Roman" w:hAnsi="Times New Roman" w:cs="Times New Roman"/>
@@ -5906,10 +5861,10 @@
       <w:lang w:val="en-GB"/>
     </w:rPr>
   </w:style>
-  <w:style w:type="paragraph" w:styleId="Footer">
+  <w:style w:type="paragraph" w:styleId="Piedepgina">
     <w:name w:val="footer"/>
     <w:basedOn w:val="Normal"/>
-    <w:link w:val="FooterChar"/>
+    <w:link w:val="PiedepginaCar"/>
     <w:uiPriority w:val="99"/>
     <w:unhideWhenUsed/>
     <w:rsid w:val="00DD22FC"/>
@@ -5920,10 +5875,10 @@
       </w:tabs>
     </w:pPr>
   </w:style>
-  <w:style w:type="character" w:customStyle="1" w:styleId="FooterChar">
-    <w:name w:val="Footer Char"/>
-    <w:basedOn w:val="DefaultParagraphFont"/>
-    <w:link w:val="Footer"/>
+  <w:style w:type="character" w:customStyle="1" w:styleId="PiedepginaCar">
+    <w:name w:val="Pie de página Car"/>
+    <w:basedOn w:val="Fuentedeprrafopredeter"/>
+    <w:link w:val="Piedepgina"/>
     <w:uiPriority w:val="99"/>
     <w:rsid w:val="00DD22FC"/>
     <w:rPr>
@@ -5933,10 +5888,10 @@
       <w:lang w:val="en-GB"/>
     </w:rPr>
   </w:style>
-  <w:style w:type="character" w:customStyle="1" w:styleId="Heading1Char">
-    <w:name w:val="Heading 1 Char"/>
-    <w:basedOn w:val="DefaultParagraphFont"/>
-    <w:link w:val="Heading1"/>
+  <w:style w:type="character" w:customStyle="1" w:styleId="Ttulo1Car">
+    <w:name w:val="Título 1 Car"/>
+    <w:basedOn w:val="Fuentedeprrafopredeter"/>
+    <w:link w:val="Ttulo1"/>
     <w:rsid w:val="00B34BE4"/>
     <w:rPr>
       <w:rFonts w:ascii="Arial" w:eastAsia="Times New Roman" w:hAnsi="Arial" w:cs="Arial"/>
